--- a/Network_Monitor_Report.docx
+++ b/Network_Monitor_Report.docx
@@ -103,7 +103,7 @@
           <w:i/>
           <w:iCs/>
         </w:rPr>
-        <w:t xml:space="preserve">The full implementation is publicly available on </w:t>
+        <w:t>The full implementation is publicly available on</w:t>
       </w:r>
       <w:hyperlink r:id="rId7" w:history="1">
         <w:r>
@@ -112,7 +112,7 @@
             <w:i/>
             <w:iCs/>
           </w:rPr>
-          <w:t>GitHub</w:t>
+          <w:t xml:space="preserve"> GitHub</w:t>
         </w:r>
       </w:hyperlink>
       <w:r>
@@ -208,21 +208,12 @@
       <w:r>
         <w:t xml:space="preserve"> </w:t>
       </w:r>
-      <w:proofErr w:type="gramStart"/>
       <w:r>
         <w:rPr>
           <w:rFonts w:ascii="Courier New" w:eastAsia="Courier New" w:hAnsi="Courier New" w:cs="Courier New"/>
           <w:sz w:val="16"/>
         </w:rPr>
-        <w:t>sniff(</w:t>
-      </w:r>
-      <w:proofErr w:type="gramEnd"/>
-      <w:r>
-        <w:rPr>
-          <w:rFonts w:ascii="Courier New" w:eastAsia="Courier New" w:hAnsi="Courier New" w:cs="Courier New"/>
-          <w:sz w:val="16"/>
-        </w:rPr>
-        <w:t>)</w:t>
+        <w:t>sniff()</w:t>
       </w:r>
       <w:r>
         <w:t xml:space="preserve"> loop and applies two continuously running detection rules. When a rule fires, an alert is printed to the terminal and appended to a structured log file</w:t>
@@ -359,7 +350,6 @@
         <w:t xml:space="preserve">Two independent detection engines share an in-memory state dictionary protected by a </w:t>
       </w:r>
       <w:proofErr w:type="spellStart"/>
-      <w:proofErr w:type="gramStart"/>
       <w:r>
         <w:rPr>
           <w:rFonts w:ascii="Courier New" w:eastAsia="Courier New" w:hAnsi="Courier New" w:cs="Courier New"/>
@@ -368,7 +358,6 @@
         <w:t>threading.Lock</w:t>
       </w:r>
       <w:proofErr w:type="spellEnd"/>
-      <w:proofErr w:type="gramEnd"/>
       <w:r>
         <w:t xml:space="preserve">, allowing </w:t>
       </w:r>
@@ -522,7 +511,6 @@
         <w:t xml:space="preserve">At startup the tool calls </w:t>
       </w:r>
       <w:proofErr w:type="spellStart"/>
-      <w:proofErr w:type="gramStart"/>
       <w:r>
         <w:rPr>
           <w:rFonts w:ascii="Courier New" w:eastAsia="Courier New" w:hAnsi="Courier New" w:cs="Courier New"/>
@@ -531,7 +519,6 @@
         <w:t>socket.gethostname</w:t>
       </w:r>
       <w:proofErr w:type="spellEnd"/>
-      <w:proofErr w:type="gramEnd"/>
       <w:r>
         <w:rPr>
           <w:rFonts w:ascii="Courier New" w:eastAsia="Courier New" w:hAnsi="Courier New" w:cs="Courier New"/>
@@ -543,45 +530,20 @@
         <w:t xml:space="preserve"> and </w:t>
       </w:r>
       <w:proofErr w:type="spellStart"/>
-      <w:proofErr w:type="gramStart"/>
       <w:r>
         <w:rPr>
           <w:rFonts w:ascii="Courier New" w:eastAsia="Courier New" w:hAnsi="Courier New" w:cs="Courier New"/>
           <w:sz w:val="16"/>
         </w:rPr>
-        <w:t>socket.gethostbyname</w:t>
-      </w:r>
-      <w:proofErr w:type="gramEnd"/>
+        <w:t>socket.gethostbyname_ex</w:t>
+      </w:r>
+      <w:proofErr w:type="spellEnd"/>
       <w:r>
         <w:rPr>
           <w:rFonts w:ascii="Courier New" w:eastAsia="Courier New" w:hAnsi="Courier New" w:cs="Courier New"/>
           <w:sz w:val="16"/>
         </w:rPr>
-        <w:t>_</w:t>
-      </w:r>
-      <w:proofErr w:type="gramStart"/>
-      <w:r>
-        <w:rPr>
-          <w:rFonts w:ascii="Courier New" w:eastAsia="Courier New" w:hAnsi="Courier New" w:cs="Courier New"/>
-          <w:sz w:val="16"/>
-        </w:rPr>
-        <w:t>ex</w:t>
-      </w:r>
-      <w:proofErr w:type="spellEnd"/>
-      <w:r>
-        <w:rPr>
-          <w:rFonts w:ascii="Courier New" w:eastAsia="Courier New" w:hAnsi="Courier New" w:cs="Courier New"/>
-          <w:sz w:val="16"/>
-        </w:rPr>
-        <w:t>(</w:t>
-      </w:r>
-      <w:proofErr w:type="gramEnd"/>
-      <w:r>
-        <w:rPr>
-          <w:rFonts w:ascii="Courier New" w:eastAsia="Courier New" w:hAnsi="Courier New" w:cs="Courier New"/>
-          <w:sz w:val="16"/>
-        </w:rPr>
-        <w:t>)</w:t>
+        <w:t>()</w:t>
       </w:r>
       <w:r>
         <w:t xml:space="preserve"> to discover the host's IPv4 addresses (plus the loopback 127.0.0.1). Each packet's source and destination are then compared against this set to assign one of four direction labels:</w:t>
@@ -1256,34 +1218,16 @@
           <w:color w:val="555555"/>
           <w:sz w:val="16"/>
         </w:rPr>
-        <w:t>classify_</w:t>
-      </w:r>
-      <w:proofErr w:type="gramStart"/>
+        <w:t>classify_direction</w:t>
+      </w:r>
+      <w:proofErr w:type="spellEnd"/>
       <w:r>
         <w:rPr>
           <w:i/>
           <w:color w:val="555555"/>
           <w:sz w:val="16"/>
         </w:rPr>
-        <w:t>direction</w:t>
-      </w:r>
-      <w:proofErr w:type="spellEnd"/>
-      <w:r>
-        <w:rPr>
-          <w:i/>
-          <w:color w:val="555555"/>
-          <w:sz w:val="16"/>
-        </w:rPr>
-        <w:t>(</w:t>
-      </w:r>
-      <w:proofErr w:type="gramEnd"/>
-      <w:r>
-        <w:rPr>
-          <w:i/>
-          <w:color w:val="555555"/>
-          <w:sz w:val="16"/>
-        </w:rPr>
-        <w:t>).</w:t>
+        <w:t>().</w:t>
       </w:r>
     </w:p>
     <w:p>
@@ -1430,21 +1374,12 @@
       <w:r>
         <w:t xml:space="preserve"> — requires Windows administrator privileges; calls </w:t>
       </w:r>
-      <w:proofErr w:type="gramStart"/>
       <w:r>
         <w:rPr>
           <w:rFonts w:ascii="Courier New" w:eastAsia="Courier New" w:hAnsi="Courier New" w:cs="Courier New"/>
           <w:sz w:val="16"/>
         </w:rPr>
-        <w:t>sniff(</w:t>
-      </w:r>
-      <w:proofErr w:type="gramEnd"/>
-      <w:r>
-        <w:rPr>
-          <w:rFonts w:ascii="Courier New" w:eastAsia="Courier New" w:hAnsi="Courier New" w:cs="Courier New"/>
-          <w:sz w:val="16"/>
-        </w:rPr>
-        <w:t>)</w:t>
+        <w:t>sniff()</w:t>
       </w:r>
       <w:r>
         <w:t xml:space="preserve"> on the selected or auto-detected interface.</w:t>
@@ -1474,31 +1409,15 @@
           <w:rFonts w:ascii="Courier New" w:eastAsia="Courier New" w:hAnsi="Courier New" w:cs="Courier New"/>
           <w:sz w:val="16"/>
         </w:rPr>
-        <w:t>run_</w:t>
-      </w:r>
-      <w:proofErr w:type="gramStart"/>
+        <w:t>run_demo</w:t>
+      </w:r>
+      <w:proofErr w:type="spellEnd"/>
       <w:r>
         <w:rPr>
           <w:rFonts w:ascii="Courier New" w:eastAsia="Courier New" w:hAnsi="Courier New" w:cs="Courier New"/>
           <w:sz w:val="16"/>
         </w:rPr>
-        <w:t>demo</w:t>
-      </w:r>
-      <w:proofErr w:type="spellEnd"/>
-      <w:r>
-        <w:rPr>
-          <w:rFonts w:ascii="Courier New" w:eastAsia="Courier New" w:hAnsi="Courier New" w:cs="Courier New"/>
-          <w:sz w:val="16"/>
-        </w:rPr>
-        <w:t>(</w:t>
-      </w:r>
-      <w:proofErr w:type="gramEnd"/>
-      <w:r>
-        <w:rPr>
-          <w:rFonts w:ascii="Courier New" w:eastAsia="Courier New" w:hAnsi="Courier New" w:cs="Courier New"/>
-          <w:sz w:val="16"/>
-        </w:rPr>
-        <w:t>)</w:t>
+        <w:t>()</w:t>
       </w:r>
       <w:r>
         <w:t>.</w:t>
@@ -8428,7 +8347,10 @@
         <w:ind w:left="-5" w:right="0"/>
       </w:pPr>
       <w:r>
-        <w:t>The discovery that a smart light bulb was generating the highest sustained packet volumes in Sessions 3 and 4 illustrates a common home-network risk: IoT devices are often low-powered, run minimal software stacks, and receive infrequent firmware updates. The recommended immediate steps are: (1) check the bulb's companion app for firmware update notifications; (2) if no legitimate activity explains the traffic, perform a factory reset; (3) long-term, move all smart-home devices to a dedicated guest Wi-Fi or VLAN so they are isolated from computers holding sensitive data.</w:t>
+        <w:t xml:space="preserve">The discovery that a smart light bulb was generating the highest sustained packet volumes in Sessions 3 and 4 illustrates a common home-network risk: IoT devices are often low-powered, run minimal software stacks, and receive infrequent firmware updates. The recommended immediate steps are: (1) check the bulb's companion app for firmware update notifications; (2) if no legitimate activity explains the traffic, perform a factory reset; (3) long-term, move all smart-home devices to a dedicated guest Wi-Fi or </w:t>
+      </w:r>
+      <w:r>
+        <w:t>VLAN so they are isolated from computers holding sensitive data.</w:t>
       </w:r>
     </w:p>
     <w:p>
@@ -8486,7 +8408,10 @@
         <w:ind w:left="-5" w:right="0"/>
       </w:pPr>
       <w:r>
-        <w:t>Three natural extensions follow from the limitations above. First, an IP allowlist loaded from a configuration file at startup would permanently suppress all identified false-positive sources (router, GitHub, Azure) without requiring threshold changes. Second, persisting alert state to a local database would enable cross-session trend detection and slow-rate attack identification. Third, replacing hostname-based IP discovery with direct interface enumeration would improve direction accuracy on multi-homed hosts.</w:t>
+        <w:t>Three natural extensions follow from the limitations above. First, an IP allowlist loaded from a configuration file at startup would permanently suppress all identified false-positive sources (router, GitHub, Azure) without requiring threshold changes. Second, persisting alert state to a local database would enable cross-session trend detection and slow-rate attack identification. Third, replacing hostname-based IP discovery with direct interface enumeration would improve direction accuracy on multi-homed h</w:t>
+      </w:r>
+      <w:r>
+        <w:t>osts.</w:t>
       </w:r>
     </w:p>
     <w:p>
@@ -8571,7 +8496,7 @@
         <w:fldChar w:fldCharType="begin"/>
       </w:r>
       <w:r>
-        <w:instrText>HYPERLINK "https://github.com/divyanshuarora23/Network-Assignment_IDS_Group14_Batch1"</w:instrText>
+        <w:instrText>HYPERLINK "https://github.com/divyanshuarora23/Network-Assignment_IDS_Group4_Batch1"</w:instrText>
       </w:r>
       <w:r>
         <w:fldChar w:fldCharType="separate"/>
@@ -8587,10 +8512,10 @@
       <w:pPr>
         <w:spacing w:after="115"/>
         <w:ind w:left="-5" w:right="0"/>
-      </w:pPr>
-      <w:r>
-        <w:fldChar w:fldCharType="end"/>
-      </w:r>
+        <w:rPr>
+          <w:rStyle w:val="Hyperlink"/>
+        </w:rPr>
+      </w:pPr>
     </w:p>
     <w:p>
       <w:pPr>
@@ -8598,6 +8523,9 @@
         <w:ind w:left="0" w:right="0" w:firstLine="0"/>
         <w:jc w:val="left"/>
       </w:pPr>
+      <w:r>
+        <w:fldChar w:fldCharType="end"/>
+      </w:r>
       <w:r>
         <w:rPr>
           <w:rFonts w:ascii="Calibri" w:eastAsia="Calibri" w:hAnsi="Calibri" w:cs="Calibri"/>
@@ -10968,6 +10896,7 @@
   <w:style w:type="character" w:default="1" w:styleId="DefaultParagraphFont">
     <w:name w:val="Default Paragraph Font"/>
     <w:uiPriority w:val="1"/>
+    <w:semiHidden/>
     <w:unhideWhenUsed/>
   </w:style>
   <w:style w:type="table" w:default="1" w:styleId="TableNormal">
